--- a/docs/legal/review-2026-06-16/rj-ronald-j-antonelli/word/README.docx
+++ b/docs/legal/review-2026-06-16/rj-ronald-j-antonelli/word/README.docx
@@ -13,7 +13,7 @@
     </w:p>
     <w:p>
       <w:r>
-        <w:t>Company: LoLo Care Inc</w:t>
+        <w:t>Company: Lolo Care, Inc.</w:t>
       </w:r>
     </w:p>
     <w:p>
@@ -36,7 +36,7 @@
     </w:p>
     <w:p>
       <w:r>
-        <w:t>This package assumes that LoLo Care Inc has 10,000,000 authorized shares of Common Stock and that the current founder capitalization is:</w:t>
+        <w:t>This package assumes that Lolo Care, Inc. has 10,000,000 authorized shares of Common Stock and that the current founder capitalization is:</w:t>
       </w:r>
     </w:p>
     <w:tbl>
@@ -89,7 +89,7 @@
           </w:tcPr>
           <w:p>
             <w:r>
-              <w:t>Charles Petrini Poli</w:t>
+              <w:t>Charles Petrini-Poli</w:t>
             </w:r>
           </w:p>
         </w:tc>
@@ -326,7 +326,7 @@
     </w:tbl>
     <w:p>
       <w:r>
-        <w:t>After the full RJ package is issued, LoLo Care Inc would have 9,000,000 issued shares and 1,000,000 authorized but unissued shares.</w:t>
+        <w:t>After the full RJ package is issued, Lolo Care, Inc. would have 9,000,000 issued shares and 1,000,000 authorized but unissued shares.</w:t>
       </w:r>
     </w:p>
     <w:p>
@@ -358,7 +358,7 @@
         <w:pStyle w:val="ListBullet"/>
       </w:pPr>
       <w:r>
-        <w:t>LoLo Care Inc should have independent counsel review the transaction before signing.</w:t>
+        <w:t>Lolo Care, Inc. should have independent counsel review the transaction before signing.</w:t>
       </w:r>
     </w:p>
     <w:p>
@@ -366,7 +366,7 @@
         <w:pStyle w:val="ListBullet"/>
       </w:pPr>
       <w:r>
-        <w:t>RJ should not be the only lawyer advising LoLo Care Inc on the fairness, legality, tax treatment, securities-law treatment, or professional-responsibility treatment of his own equity and funding transaction.</w:t>
+        <w:t>RJ should not be the only lawyer advising Lolo Care, Inc. on the fairness, legality, tax treatment, securities-law treatment, or professional-responsibility treatment of his own equity and funding transaction.</w:t>
       </w:r>
     </w:p>
     <w:p>
@@ -678,7 +678,7 @@
           </w:tcPr>
           <w:p>
             <w:r>
-              <w:t>LoLo Care Inc principal office</w:t>
+              <w:t>Lolo Care, Inc. principal office</w:t>
             </w:r>
           </w:p>
         </w:tc>
@@ -710,7 +710,7 @@
           </w:tcPr>
           <w:p>
             <w:r>
-              <w:t>$[PAR VALUE]</w:t>
+              <w:t>$0.00001</w:t>
             </w:r>
           </w:p>
         </w:tc>
@@ -732,7 +732,7 @@
           </w:tcPr>
           <w:p>
             <w:r>
-              <w:t>$[PRICE PER SHARE]</w:t>
+              <w:t>$0.00001</w:t>
             </w:r>
           </w:p>
         </w:tc>
@@ -754,7 +754,7 @@
           </w:tcPr>
           <w:p>
             <w:r>
-              <w:t>$[RJ TOTAL PURCHASE PRICE]</w:t>
+              <w:t>$10.00</w:t>
             </w:r>
           </w:p>
         </w:tc>

--- a/docs/legal/review-2026-06-16/rj-ronald-j-antonelli/word/README.docx
+++ b/docs/legal/review-2026-06-16/rj-ronald-j-antonelli/word/README.docx
@@ -688,7 +688,7 @@
           </w:tcPr>
           <w:p>
             <w:r>
-              <w:t>[PRINCIPAL OFFICE ADDRESS]</w:t>
+              <w:t>8801 Fast Park Drive, Raleigh, NC</w:t>
             </w:r>
           </w:p>
         </w:tc>
